--- a/public/Dev-Shah-Senior-QA-Engineer-SDET.docx
+++ b/public/Dev-Shah-Senior-QA-Engineer-SDET.docx
@@ -4,20 +4,192 @@
   <w:body>
     <w:p>
       <w:pPr>
-        <w:spacing w:before="0" w:after="40" w:line="259" w:lineRule="auto"/>
+        <w:spacing w:before="0" w:after="40" w:line="269" w:lineRule="auto"/>
         <w:jc w:val="left"/>
       </w:pPr>
       <w:r>
         <w:rPr>
           <w:b/>
-          <w:sz w:val="44"/>
+          <w:sz w:val="40"/>
         </w:rPr>
         <w:t>Dev Shah</w:t>
       </w:r>
     </w:p>
     <w:p>
       <w:pPr>
-        <w:spacing w:before="0" w:after="40" w:line="259" w:lineRule="auto"/>
+        <w:spacing w:before="0" w:after="40" w:line="269" w:lineRule="auto"/>
+        <w:jc w:val="left"/>
+      </w:pPr>
+      <w:r>
+        <w:rPr>
+          <w:b/>
+          <w:sz w:val="24"/>
+        </w:rPr>
+        <w:t>Senior QA Engineer - SDET</w:t>
+      </w:r>
+    </w:p>
+    <w:p>
+      <w:pPr>
+        <w:spacing w:before="0" w:after="40" w:line="269" w:lineRule="auto"/>
+        <w:jc w:val="left"/>
+      </w:pPr>
+      <w:r>
+        <w:rPr>
+          <w:color w:val="45443D"/>
+          <w:sz w:val="20"/>
+        </w:rPr>
+        <w:t>Bengaluru, India  |  +91 96621 22232  |  devshah262002@gmail.com  |  linkedin.com/in/dev-shah-654777389</w:t>
+      </w:r>
+    </w:p>
+    <w:p>
+      <w:pPr>
+        <w:spacing w:before="220" w:after="80" w:line="269" w:lineRule="auto"/>
+        <w:jc w:val="left"/>
+      </w:pPr>
+      <w:r>
+        <w:rPr>
+          <w:b/>
+          <w:sz w:val="26"/>
+        </w:rPr>
+        <w:t>SUMMARY</w:t>
+      </w:r>
+    </w:p>
+    <w:p>
+      <w:pPr>
+        <w:spacing w:before="0" w:after="80" w:line="269" w:lineRule="auto"/>
+        <w:jc w:val="left"/>
+      </w:pPr>
+      <w:r>
+        <w:rPr>
+          <w:sz w:val="22"/>
+        </w:rPr>
+        <w:t>Senior QA Engineer and SDET with nearly three years owning quality end to end - test strategy, automation across web, Android and desktop, and WCAG 2.1 / 2.2 AA accessibility. Sole quality owner on a live React 19 and Hono / PostgreSQL platform, where I authored a 1,028-case suite, built the team's test-management tooling as a deployed product, and merged 206 commits into the product itself.</w:t>
+      </w:r>
+    </w:p>
+    <w:p>
+      <w:pPr>
+        <w:spacing w:before="220" w:after="80" w:line="269" w:lineRule="auto"/>
+        <w:jc w:val="left"/>
+      </w:pPr>
+      <w:r>
+        <w:rPr>
+          <w:b/>
+          <w:sz w:val="26"/>
+        </w:rPr>
+        <w:t>CORE SKILLS</w:t>
+      </w:r>
+    </w:p>
+    <w:p>
+      <w:pPr>
+        <w:spacing w:before="0" w:after="60" w:line="269" w:lineRule="auto"/>
+        <w:jc w:val="left"/>
+      </w:pPr>
+      <w:r>
+        <w:rPr>
+          <w:b/>
+          <w:sz w:val="22"/>
+        </w:rPr>
+        <w:t xml:space="preserve">Test automation: </w:t>
+      </w:r>
+      <w:r>
+        <w:rPr>
+          <w:sz w:val="22"/>
+        </w:rPr>
+        <w:t>Playwright, Selenium WebDriver, Appium, TestNG, Cucumber (BDD), Page Object Model, REST API automation, Postman, TestRigor, Vitest, JavaScript / TypeScript, Python</w:t>
+      </w:r>
+    </w:p>
+    <w:p>
+      <w:pPr>
+        <w:spacing w:before="0" w:after="60" w:line="269" w:lineRule="auto"/>
+        <w:jc w:val="left"/>
+      </w:pPr>
+      <w:r>
+        <w:rPr>
+          <w:b/>
+          <w:sz w:val="22"/>
+        </w:rPr>
+        <w:t xml:space="preserve">QA practice: </w:t>
+      </w:r>
+      <w:r>
+        <w:rPr>
+          <w:sz w:val="22"/>
+        </w:rPr>
+        <w:t>Test planning and strategy, end-to-end testing (web, mobile and desktop), manual and regression testing, functional and UI testing, exploratory and edge-case testing, UAT coordination and sign-off, release readiness reporting, defect management, database validation (SQL / MS SQL), security spot-checks</w:t>
+      </w:r>
+    </w:p>
+    <w:p>
+      <w:pPr>
+        <w:spacing w:before="0" w:after="60" w:line="269" w:lineRule="auto"/>
+        <w:jc w:val="left"/>
+      </w:pPr>
+      <w:r>
+        <w:rPr>
+          <w:b/>
+          <w:sz w:val="22"/>
+        </w:rPr>
+        <w:t xml:space="preserve">Accessibility: </w:t>
+      </w:r>
+      <w:r>
+        <w:rPr>
+          <w:sz w:val="22"/>
+        </w:rPr>
+        <w:t>WCAG 2.1 / 2.2 AA, axe-core, keyboard and focus-order audits, screen-reader testing, inclusive design testing, responsive testing 320px-1920px, 200-400% zoom reflow</w:t>
+      </w:r>
+    </w:p>
+    <w:p>
+      <w:pPr>
+        <w:spacing w:before="0" w:after="60" w:line="269" w:lineRule="auto"/>
+        <w:jc w:val="left"/>
+      </w:pPr>
+      <w:r>
+        <w:rPr>
+          <w:b/>
+          <w:sz w:val="22"/>
+        </w:rPr>
+        <w:t xml:space="preserve">CI/CD and test infrastructure: </w:t>
+      </w:r>
+      <w:r>
+        <w:rPr>
+          <w:sz w:val="22"/>
+        </w:rPr>
+        <w:t>GitHub Actions, CI pipeline maintenance and debugging, automated regression runs, Docker, containerised build pipelines, Android emulator and AVD provisioning, Vercel</w:t>
+      </w:r>
+    </w:p>
+    <w:p>
+      <w:pPr>
+        <w:spacing w:before="0" w:after="60" w:line="269" w:lineRule="auto"/>
+        <w:jc w:val="left"/>
+      </w:pPr>
+      <w:r>
+        <w:rPr>
+          <w:b/>
+          <w:sz w:val="22"/>
+        </w:rPr>
+        <w:t xml:space="preserve">Tools and process: </w:t>
+      </w:r>
+      <w:r>
+        <w:rPr>
+          <w:sz w:val="22"/>
+        </w:rPr>
+        <w:t>Git, GitHub, GitLab, Jira, Agile / Scrum (SDLC / STLC), Maven, Zoho</w:t>
+      </w:r>
+    </w:p>
+    <w:p>
+      <w:pPr>
+        <w:spacing w:before="220" w:after="80" w:line="269" w:lineRule="auto"/>
+        <w:jc w:val="left"/>
+      </w:pPr>
+      <w:r>
+        <w:rPr>
+          <w:b/>
+          <w:sz w:val="26"/>
+        </w:rPr>
+        <w:t>PROFESSIONAL EXPERIENCE</w:t>
+      </w:r>
+    </w:p>
+    <w:p>
+      <w:pPr>
+        <w:spacing w:before="140" w:after="20" w:line="269" w:lineRule="auto"/>
         <w:jc w:val="left"/>
       </w:pPr>
       <w:r>
@@ -25,59 +197,219 @@
           <w:b/>
           <w:sz w:val="23"/>
         </w:rPr>
-        <w:t>Senior QA Engineer - SDET</w:t>
+        <w:t>Senior QA Engineer / Full-Stack SDET - Codesage (deployed at EnAble India)</w:t>
       </w:r>
     </w:p>
     <w:p>
       <w:pPr>
-        <w:spacing w:before="0" w:after="200" w:line="259" w:lineRule="auto"/>
+        <w:spacing w:before="0" w:after="60" w:line="269" w:lineRule="auto"/>
         <w:jc w:val="left"/>
       </w:pPr>
       <w:r>
         <w:rPr>
-          <w:sz w:val="19"/>
+          <w:color w:val="45443D"/>
+          <w:sz w:val="20"/>
         </w:rPr>
-        <w:t>Bengaluru, India | +91 96621 22232 | devshah262002@gmail.com | linkedin.com/in/dev-shah-654777389</w:t>
+        <w:t>Bengaluru, India | Feb 2026 - Present | Full-time</w:t>
       </w:r>
     </w:p>
     <w:p>
       <w:pPr>
-        <w:spacing w:before="200" w:after="60" w:line="259" w:lineRule="auto"/>
+        <w:pStyle w:val="ListBullet"/>
+        <w:spacing w:before="0" w:after="40" w:line="269" w:lineRule="auto"/>
+        <w:jc w:val="left"/>
+      </w:pPr>
+      <w:r>
+        <w:rPr>
+          <w:sz w:val="22"/>
+        </w:rPr>
+        <w:t>Sole quality owner for MEL, a multi-module platform serving people with disabilities across web, Windows desktop and Android in three languages.</w:t>
+      </w:r>
+    </w:p>
+    <w:p>
+      <w:pPr>
+        <w:pStyle w:val="ListBullet"/>
+        <w:spacing w:before="0" w:after="40" w:line="269" w:lineRule="auto"/>
+        <w:jc w:val="left"/>
+      </w:pPr>
+      <w:r>
+        <w:rPr>
+          <w:sz w:val="22"/>
+        </w:rPr>
+        <w:t>Authored and maintain a 1,028-case test suite across 22 modules, with per-role variants covering nine role types and their data-visibility rules.</w:t>
+      </w:r>
+    </w:p>
+    <w:p>
+      <w:pPr>
+        <w:pStyle w:val="ListBullet"/>
+        <w:spacing w:before="0" w:after="40" w:line="269" w:lineRule="auto"/>
+        <w:jc w:val="left"/>
+      </w:pPr>
+      <w:r>
+        <w:rPr>
+          <w:sz w:val="22"/>
+        </w:rPr>
+        <w:t>Built the team's test-management tooling as a deployed product, replacing a manual reconciliation across Excel, Jira and a screenshots folder.</w:t>
+      </w:r>
+    </w:p>
+    <w:p>
+      <w:pPr>
+        <w:pStyle w:val="ListBullet"/>
+        <w:spacing w:before="0" w:after="40" w:line="269" w:lineRule="auto"/>
+        <w:jc w:val="left"/>
+      </w:pPr>
+      <w:r>
+        <w:rPr>
+          <w:sz w:val="22"/>
+        </w:rPr>
+        <w:t>Led accessibility to WCAG 2.1 / 2.2 AA and remediated the findings in the product code myself - 206 of my commits (~50,000 lines) are merged across the frontend and backend.</w:t>
+      </w:r>
+    </w:p>
+    <w:p>
+      <w:pPr>
+        <w:pStyle w:val="ListBullet"/>
+        <w:spacing w:before="0" w:after="40" w:line="269" w:lineRule="auto"/>
+        <w:jc w:val="left"/>
+      </w:pPr>
+      <w:r>
+        <w:rPr>
+          <w:sz w:val="22"/>
+        </w:rPr>
+        <w:t>Drove UAT cycles end to end, producing the sign-off packages, release notes and production readiness reports the client signs against.</w:t>
+      </w:r>
+    </w:p>
+    <w:p>
+      <w:pPr>
+        <w:spacing w:before="140" w:after="20" w:line="269" w:lineRule="auto"/>
         <w:jc w:val="left"/>
       </w:pPr>
       <w:r>
         <w:rPr>
           <w:b/>
-          <w:sz w:val="21"/>
+          <w:sz w:val="23"/>
         </w:rPr>
-        <w:t>SUMMARY</w:t>
+        <w:t>QA Automation Engineer - Ace Infoway Pvt. Ltd.</w:t>
       </w:r>
     </w:p>
     <w:p>
       <w:pPr>
-        <w:spacing w:before="0" w:after="80" w:line="259" w:lineRule="auto"/>
+        <w:spacing w:before="0" w:after="60" w:line="269" w:lineRule="auto"/>
         <w:jc w:val="left"/>
       </w:pPr>
       <w:r>
-        <w:t>Senior QA Engineer and SDET who owns quality end to end - test strategy, automation across web, Android and desktop, and WCAG 2.1 / 2.2 AA accessibility. Currently the quality owner on a live React 19 and Hono / PostgreSQL platform, where I authored a 1,028-case test suite across 22 modules, built the team's test-management tooling as a deployed product, and merged 206 commits of feature and fix code into the product itself.</w:t>
+        <w:rPr>
+          <w:color w:val="45443D"/>
+          <w:sz w:val="20"/>
+        </w:rPr>
+        <w:t>Ahmedabad, India | Nov 2023 - Jan 2026 | Full-time</w:t>
       </w:r>
     </w:p>
     <w:p>
       <w:pPr>
-        <w:spacing w:before="200" w:after="60" w:line="259" w:lineRule="auto"/>
+        <w:pStyle w:val="ListBullet"/>
+        <w:spacing w:before="0" w:after="40" w:line="269" w:lineRule="auto"/>
+        <w:jc w:val="left"/>
+      </w:pPr>
+      <w:r>
+        <w:rPr>
+          <w:sz w:val="22"/>
+        </w:rPr>
+        <w:t>Built and maintained Selenium and Playwright frameworks on the Page Object Model with Cucumber BDD, covering web, Android and iOS from a single unified codebase.</w:t>
+      </w:r>
+    </w:p>
+    <w:p>
+      <w:pPr>
+        <w:pStyle w:val="ListBullet"/>
+        <w:spacing w:before="0" w:after="40" w:line="269" w:lineRule="auto"/>
+        <w:jc w:val="left"/>
+      </w:pPr>
+      <w:r>
+        <w:rPr>
+          <w:sz w:val="22"/>
+        </w:rPr>
+        <w:t>Automated 70% of regression testing, cutting manual effort per sprint by 50%.</w:t>
+      </w:r>
+    </w:p>
+    <w:p>
+      <w:pPr>
+        <w:pStyle w:val="ListBullet"/>
+        <w:spacing w:before="0" w:after="40" w:line="269" w:lineRule="auto"/>
+        <w:jc w:val="left"/>
+      </w:pPr>
+      <w:r>
+        <w:rPr>
+          <w:sz w:val="22"/>
+        </w:rPr>
+        <w:t>Executed 600+ test cases per release at 100% functional coverage, with consistently bug-free production builds.</w:t>
+      </w:r>
+    </w:p>
+    <w:p>
+      <w:pPr>
+        <w:pStyle w:val="ListBullet"/>
+        <w:spacing w:before="0" w:after="40" w:line="269" w:lineRule="auto"/>
+        <w:jc w:val="left"/>
+      </w:pPr>
+      <w:r>
+        <w:rPr>
+          <w:sz w:val="22"/>
+        </w:rPr>
+        <w:t>Performed database validation with SQL and MS SQL, and integrated TestRigor for scriptless, self-healing automation.</w:t>
+      </w:r>
+    </w:p>
+    <w:p>
+      <w:pPr>
+        <w:spacing w:before="220" w:after="80" w:line="269" w:lineRule="auto"/>
         <w:jc w:val="left"/>
       </w:pPr>
       <w:r>
         <w:rPr>
           <w:b/>
-          <w:sz w:val="21"/>
+          <w:sz w:val="26"/>
         </w:rPr>
-        <w:t>EXPERIENCE</w:t>
+        <w:t>KEY PROJECTS</w:t>
       </w:r>
     </w:p>
     <w:p>
       <w:pPr>
-        <w:spacing w:before="120" w:after="20" w:line="259" w:lineRule="auto"/>
+        <w:spacing w:before="120" w:after="20" w:line="269" w:lineRule="auto"/>
+        <w:jc w:val="left"/>
+      </w:pPr>
+      <w:r>
+        <w:rPr>
+          <w:b/>
+          <w:sz w:val="23"/>
+        </w:rPr>
+        <w:t>MEL Platform</w:t>
+      </w:r>
+    </w:p>
+    <w:p>
+      <w:pPr>
+        <w:spacing w:before="0" w:after="40" w:line="269" w:lineRule="auto"/>
+        <w:jc w:val="left"/>
+      </w:pPr>
+      <w:r>
+        <w:rPr>
+          <w:color w:val="45443D"/>
+          <w:sz w:val="20"/>
+        </w:rPr>
+        <w:t>Codesage for EnAble India  |  React 19, TypeScript, Hono, PostgreSQL, Tauri, Playwright, i18next</w:t>
+      </w:r>
+    </w:p>
+    <w:p>
+      <w:pPr>
+        <w:spacing w:before="0" w:after="40" w:line="269" w:lineRule="auto"/>
+        <w:jc w:val="left"/>
+      </w:pPr>
+      <w:r>
+        <w:rPr>
+          <w:sz w:val="22"/>
+        </w:rPr>
+        <w:t>Operational platform tracking a person with a disability from campaign registration through training to settled employment. Four repositories, 22 modules, nine roles, shipping to browser, Windows desktop and offline-capable Android in English, Hindi and Kannada.</w:t>
+      </w:r>
+    </w:p>
+    <w:p>
+      <w:pPr>
+        <w:spacing w:before="0" w:after="60" w:line="269" w:lineRule="auto"/>
         <w:jc w:val="left"/>
       </w:pPr>
       <w:r>
@@ -85,128 +417,56 @@
           <w:b/>
           <w:sz w:val="22"/>
         </w:rPr>
-        <w:t>Senior QA Engineer / Full-Stack SDET - Codesage (deployed at EnAble India)</w:t>
+        <w:t xml:space="preserve">Contribution: </w:t>
+      </w:r>
+      <w:r>
+        <w:rPr>
+          <w:sz w:val="22"/>
+        </w:rPr>
+        <w:t>Owned quality end to end: authored the 1,028-case suite with per-role variants and ran a wireframe-versus-build comparison across every Master Data entity, so specification drift surfaced before UAT. Caught defects that passed happy-path scripts - an offline sync cursor silently dropping same-tick records, and future dates accepted as a date of birth. Also shipped production code: the settlement follow-up scheduler and an app-wide centre/state scope switcher across API and UI. Built the self-contained Appium and emulator harness - pinned JDK, Android SDK, AVD and a Docker APK pipeline - that extended the same coverage to the Tauri Android and Windows desktop builds.</w:t>
       </w:r>
     </w:p>
     <w:p>
       <w:pPr>
-        <w:spacing w:before="0" w:after="60" w:line="259" w:lineRule="auto"/>
+        <w:spacing w:before="120" w:after="20" w:line="269" w:lineRule="auto"/>
         <w:jc w:val="left"/>
       </w:pPr>
       <w:r>
         <w:rPr>
-          <w:sz w:val="19"/>
+          <w:b/>
+          <w:sz w:val="23"/>
         </w:rPr>
-        <w:t>Bengaluru, India | Feb 2026 - Present | Full-time</w:t>
+        <w:t>MEL Test Dashboard</w:t>
       </w:r>
     </w:p>
     <w:p>
       <w:pPr>
-        <w:pStyle w:val="ListBullet"/>
-        <w:spacing w:before="0" w:after="40" w:line="259" w:lineRule="auto"/>
+        <w:spacing w:before="0" w:after="40" w:line="269" w:lineRule="auto"/>
         <w:jc w:val="left"/>
       </w:pPr>
       <w:r>
         <w:rPr>
-          <w:sz w:val="21"/>
+          <w:color w:val="45443D"/>
+          <w:sz w:val="20"/>
         </w:rPr>
-        <w:t>Own end-to-end quality on MEL, a platform helping people with disabilities through skill training, employment and post-placement support - a React 19 and Hono / PostgreSQL product shipping to web, Windows desktop and Android in three languages (English, Hindi, Kannada).</w:t>
+        <w:t>Codesage for EnAble India - sole author  |  Vercel serverless, Upstash Redis, Playwright, Python, Jira REST API</w:t>
       </w:r>
     </w:p>
     <w:p>
       <w:pPr>
-        <w:pStyle w:val="ListBullet"/>
-        <w:spacing w:before="0" w:after="40" w:line="259" w:lineRule="auto"/>
+        <w:spacing w:before="0" w:after="40" w:line="269" w:lineRule="auto"/>
         <w:jc w:val="left"/>
       </w:pPr>
       <w:r>
         <w:rPr>
-          <w:sz w:val="21"/>
+          <w:sz w:val="22"/>
         </w:rPr>
-        <w:t>Authored and maintain a 1,028-case test suite across 22 modules - Candidates, Trainings, Courses, Centres, Campaigns, Settlements, Workplace Support, Committees, Master Data and Reports - with per-role variants for nine role types.</w:t>
+        <w:t>Internal test-management product built to replace reconciling test cases in Excel, bugs in Jira and evidence in a screenshots folder. One screen unifying 1,028 test cases, run history and a Jira board.</w:t>
       </w:r>
     </w:p>
     <w:p>
       <w:pPr>
-        <w:pStyle w:val="ListBullet"/>
-        <w:spacing w:before="0" w:after="40" w:line="259" w:lineRule="auto"/>
-        <w:jc w:val="left"/>
-      </w:pPr>
-      <w:r>
-        <w:rPr>
-          <w:sz w:val="21"/>
-        </w:rPr>
-        <w:t>Designed and built the MEL Test Dashboard, a deployed test-management product unifying test cases, runs and Jira, with a Playwright watcher that executes queued tests unattended and posts results back with evidence. Sole author, 95 commits.</w:t>
-      </w:r>
-    </w:p>
-    <w:p>
-      <w:pPr>
-        <w:pStyle w:val="ListBullet"/>
-        <w:spacing w:before="0" w:after="40" w:line="259" w:lineRule="auto"/>
-        <w:jc w:val="left"/>
-      </w:pPr>
-      <w:r>
-        <w:rPr>
-          <w:sz w:val="21"/>
-        </w:rPr>
-        <w:t>Extended regression coverage to the Tauri Android and Windows desktop builds through a self-contained Appium and emulator harness with a Docker-based APK pipeline.</w:t>
-      </w:r>
-    </w:p>
-    <w:p>
-      <w:pPr>
-        <w:pStyle w:val="ListBullet"/>
-        <w:spacing w:before="0" w:after="40" w:line="259" w:lineRule="auto"/>
-        <w:jc w:val="left"/>
-      </w:pPr>
-      <w:r>
-        <w:rPr>
-          <w:sz w:val="21"/>
-        </w:rPr>
-        <w:t>Led accessibility across the product: axe-core automation, manual keyboard and screen-reader audits, and responsive verification from 320px to 1920px at 200-400% zoom.</w:t>
-      </w:r>
-    </w:p>
-    <w:p>
-      <w:pPr>
-        <w:pStyle w:val="ListBullet"/>
-        <w:spacing w:before="0" w:after="40" w:line="259" w:lineRule="auto"/>
-        <w:jc w:val="left"/>
-      </w:pPr>
-      <w:r>
-        <w:rPr>
-          <w:sz w:val="21"/>
-        </w:rPr>
-        <w:t>Found and drove fixes for defects that passed happy-path scripts - an offline sync cursor silently dropping same-timestamp rows, unique-violation errors surfacing as opaque 500s, and future dates accepted as a date of birth.</w:t>
-      </w:r>
-    </w:p>
-    <w:p>
-      <w:pPr>
-        <w:pStyle w:val="ListBullet"/>
-        <w:spacing w:before="0" w:after="40" w:line="259" w:lineRule="auto"/>
-        <w:jc w:val="left"/>
-      </w:pPr>
-      <w:r>
-        <w:rPr>
-          <w:sz w:val="21"/>
-        </w:rPr>
-        <w:t>Shipped 206 merged commits (approximately 50,000 lines) of feature and fix code across the frontend and backend, including the settlement follow-up scheduler, an app-wide centre/state scope switcher, server-side master-data search, and committee PDF export.</w:t>
-      </w:r>
-    </w:p>
-    <w:p>
-      <w:pPr>
-        <w:pStyle w:val="ListBullet"/>
-        <w:spacing w:before="0" w:after="40" w:line="259" w:lineRule="auto"/>
-        <w:jc w:val="left"/>
-      </w:pPr>
-      <w:r>
-        <w:rPr>
-          <w:sz w:val="21"/>
-        </w:rPr>
-        <w:t>Drove UAT cycles end to end and produced the sign-off packages, release notes and production readiness reports the client signs against.</w:t>
-      </w:r>
-    </w:p>
-    <w:p>
-      <w:pPr>
-        <w:spacing w:before="120" w:after="20" w:line="259" w:lineRule="auto"/>
+        <w:spacing w:before="0" w:after="60" w:line="269" w:lineRule="auto"/>
         <w:jc w:val="left"/>
       </w:pPr>
       <w:r>
@@ -214,366 +474,297 @@
           <w:b/>
           <w:sz w:val="22"/>
         </w:rPr>
-        <w:t>QA Automation Engineer - Ace Infoway Pvt. Ltd.</w:t>
+        <w:t xml:space="preserve">Contribution: </w:t>
+      </w:r>
+      <w:r>
+        <w:rPr>
+          <w:sz w:val="22"/>
+        </w:rPr>
+        <w:t>Sole designer, engineer and maintainer across 95 commits. Built the Python step compiling UAT workbooks into a static page, serverless routes behind cookie-gated edge middleware, and Redis-backed shared status. Added a live QA queue where a Playwright watcher picks up requested tests, runs them unattended and posts results back to Jira with screenshots attached.</w:t>
       </w:r>
     </w:p>
     <w:p>
       <w:pPr>
-        <w:spacing w:before="0" w:after="60" w:line="259" w:lineRule="auto"/>
-        <w:jc w:val="left"/>
-      </w:pPr>
-      <w:r>
-        <w:rPr>
-          <w:sz w:val="19"/>
-        </w:rPr>
-        <w:t>Ahmedabad, India | Nov 2023 - Jan 2026 | Full-time</w:t>
-      </w:r>
-    </w:p>
-    <w:p>
-      <w:pPr>
-        <w:pStyle w:val="ListBullet"/>
-        <w:spacing w:before="0" w:after="40" w:line="259" w:lineRule="auto"/>
-        <w:jc w:val="left"/>
-      </w:pPr>
-      <w:r>
-        <w:rPr>
-          <w:sz w:val="21"/>
-        </w:rPr>
-        <w:t>Built and maintained Selenium and Playwright automation frameworks on the Page Object Model with Cucumber BDD, covering web, Android and iOS from a single unified codebase.</w:t>
-      </w:r>
-    </w:p>
-    <w:p>
-      <w:pPr>
-        <w:pStyle w:val="ListBullet"/>
-        <w:spacing w:before="0" w:after="40" w:line="259" w:lineRule="auto"/>
-        <w:jc w:val="left"/>
-      </w:pPr>
-      <w:r>
-        <w:rPr>
-          <w:sz w:val="21"/>
-        </w:rPr>
-        <w:t>Automated 70% of regression testing, cutting manual effort per sprint by 50%.</w:t>
-      </w:r>
-    </w:p>
-    <w:p>
-      <w:pPr>
-        <w:pStyle w:val="ListBullet"/>
-        <w:spacing w:before="0" w:after="40" w:line="259" w:lineRule="auto"/>
-        <w:jc w:val="left"/>
-      </w:pPr>
-      <w:r>
-        <w:rPr>
-          <w:sz w:val="21"/>
-        </w:rPr>
-        <w:t>Executed 600+ test cases per release at 100% functional coverage, with consistently bug-free production builds.</w:t>
-      </w:r>
-    </w:p>
-    <w:p>
-      <w:pPr>
-        <w:pStyle w:val="ListBullet"/>
-        <w:spacing w:before="0" w:after="40" w:line="259" w:lineRule="auto"/>
-        <w:jc w:val="left"/>
-      </w:pPr>
-      <w:r>
-        <w:rPr>
-          <w:sz w:val="21"/>
-        </w:rPr>
-        <w:t>Performed database validation with SQL and MS SQL, and integrated TestRigor for scriptless, self-healing automation.</w:t>
-      </w:r>
-    </w:p>
-    <w:p>
-      <w:pPr>
-        <w:pStyle w:val="ListBullet"/>
-        <w:spacing w:before="0" w:after="40" w:line="259" w:lineRule="auto"/>
-        <w:jc w:val="left"/>
-      </w:pPr>
-      <w:r>
-        <w:rPr>
-          <w:sz w:val="21"/>
-        </w:rPr>
-        <w:t>Worked in Agile teams using Git, GitLab and Jira.</w:t>
-      </w:r>
-    </w:p>
-    <w:p>
-      <w:pPr>
-        <w:spacing w:before="200" w:after="60" w:line="259" w:lineRule="auto"/>
+        <w:spacing w:before="120" w:after="20" w:line="269" w:lineRule="auto"/>
         <w:jc w:val="left"/>
       </w:pPr>
       <w:r>
         <w:rPr>
           <w:b/>
-          <w:sz w:val="21"/>
+          <w:sz w:val="23"/>
         </w:rPr>
-        <w:t>SELECTED PROJECTS</w:t>
+        <w:t>Accessibility programme</w:t>
       </w:r>
     </w:p>
     <w:p>
       <w:pPr>
-        <w:pStyle w:val="ListBullet"/>
-        <w:spacing w:before="0" w:after="40" w:line="259" w:lineRule="auto"/>
+        <w:spacing w:before="0" w:after="40" w:line="269" w:lineRule="auto"/>
         <w:jc w:val="left"/>
       </w:pPr>
       <w:r>
         <w:rPr>
-          <w:sz w:val="21"/>
+          <w:color w:val="45443D"/>
+          <w:sz w:val="20"/>
         </w:rPr>
-        <w:t>MEL Platform (EnAble India) - four-repository full-stack system with role-based access, a tri-lingual UI, and an offline-first Android client. Quality owner.</w:t>
+        <w:t>Codesage for EnAble India  |  axe-core, Playwright, TypeScript, screen readers, eslint-plugin-jsx-a11y</w:t>
       </w:r>
     </w:p>
     <w:p>
       <w:pPr>
-        <w:pStyle w:val="ListBullet"/>
-        <w:spacing w:before="0" w:after="40" w:line="259" w:lineRule="auto"/>
+        <w:spacing w:before="0" w:after="40" w:line="269" w:lineRule="auto"/>
         <w:jc w:val="left"/>
       </w:pPr>
       <w:r>
         <w:rPr>
-          <w:sz w:val="21"/>
+          <w:sz w:val="22"/>
         </w:rPr>
-        <w:t>MEL Test Dashboard - serverless test-management product on Vercel and Upstash Redis, with a Playwright runner and two-way Jira REST integration. Sole author.</w:t>
+        <w:t>WCAG 2.1 / 2.2 AA conformance across two products whose users are, by definition, the people most affected by inaccessible interfaces.</w:t>
       </w:r>
     </w:p>
     <w:p>
       <w:pPr>
-        <w:pStyle w:val="ListBullet"/>
-        <w:spacing w:before="0" w:after="40" w:line="259" w:lineRule="auto"/>
-        <w:jc w:val="left"/>
-      </w:pPr>
-      <w:r>
-        <w:rPr>
-          <w:sz w:val="21"/>
-        </w:rPr>
-        <w:t>DISH - Disability Information and Support Hub - AI search assistant for people with disabilities across eight repositories. Owned the WCAG 2.1 AA audit and the Playwright functional suite.</w:t>
-      </w:r>
-    </w:p>
-    <w:p>
-      <w:pPr>
-        <w:pStyle w:val="ListBullet"/>
-        <w:spacing w:before="0" w:after="40" w:line="259" w:lineRule="auto"/>
-        <w:jc w:val="left"/>
-      </w:pPr>
-      <w:r>
-        <w:rPr>
-          <w:sz w:val="21"/>
-        </w:rPr>
-        <w:t>SupplAI - logistics planning and live fleet tracking with GPS telematics. End-to-end Playwright regression, filter edge cases and cross-site-scripting probes.</w:t>
-      </w:r>
-    </w:p>
-    <w:p>
-      <w:pPr>
-        <w:pStyle w:val="ListBullet"/>
-        <w:spacing w:before="0" w:after="40" w:line="259" w:lineRule="auto"/>
-        <w:jc w:val="left"/>
-      </w:pPr>
-      <w:r>
-        <w:rPr>
-          <w:sz w:val="21"/>
-        </w:rPr>
-        <w:t>Rotawiz - Australian healthcare rostering product. End-to-end automation across web, Android and iOS from one codebase.</w:t>
-      </w:r>
-    </w:p>
-    <w:p>
-      <w:pPr>
-        <w:pStyle w:val="ListBullet"/>
-        <w:spacing w:before="0" w:after="40" w:line="259" w:lineRule="auto"/>
-        <w:jc w:val="left"/>
-      </w:pPr>
-      <w:r>
-        <w:rPr>
-          <w:sz w:val="21"/>
-        </w:rPr>
-        <w:t>Biomap - wellness platform. Role-based automation across Admin, Relationship Manager, Subject Matter Expert and Client using reusable, data-driven components.</w:t>
-      </w:r>
-    </w:p>
-    <w:p>
-      <w:pPr>
-        <w:pStyle w:val="ListBullet"/>
-        <w:spacing w:before="0" w:after="40" w:line="259" w:lineRule="auto"/>
-        <w:jc w:val="left"/>
-      </w:pPr>
-      <w:r>
-        <w:rPr>
-          <w:sz w:val="21"/>
-        </w:rPr>
-        <w:t>SelfDrive and Smoker Zone - web and mobile QA across the release cycle.</w:t>
-      </w:r>
-    </w:p>
-    <w:p>
-      <w:pPr>
-        <w:spacing w:before="200" w:after="60" w:line="259" w:lineRule="auto"/>
+        <w:spacing w:before="0" w:after="60" w:line="269" w:lineRule="auto"/>
         <w:jc w:val="left"/>
       </w:pPr>
       <w:r>
         <w:rPr>
           <w:b/>
-          <w:sz w:val="21"/>
+          <w:sz w:val="22"/>
         </w:rPr>
-        <w:t>SKILLS</w:t>
+        <w:t xml:space="preserve">Contribution: </w:t>
+      </w:r>
+      <w:r>
+        <w:rPr>
+          <w:sz w:val="22"/>
+        </w:rPr>
+        <w:t>Built the axe-core and Playwright scan framework with keyboard, tab-order and OTP-navigation specs, plus a custom Node checker emitting per-module Excel reports for non-technical stakeholders. Ran the manual passes automation cannot cover - focus continuity, live-region announcements, table semantics - and verified reflow from 320px to 1920px at 200-400% zoom, then remediated the findings in the product code myself.</w:t>
       </w:r>
     </w:p>
     <w:p>
       <w:pPr>
-        <w:spacing w:before="0" w:after="40" w:line="259" w:lineRule="auto"/>
+        <w:spacing w:before="120" w:after="20" w:line="269" w:lineRule="auto"/>
         <w:jc w:val="left"/>
       </w:pPr>
       <w:r>
         <w:rPr>
           <w:b/>
-          <w:sz w:val="21"/>
+          <w:sz w:val="23"/>
         </w:rPr>
-        <w:t xml:space="preserve">Test automation: </w:t>
-      </w:r>
-      <w:r>
-        <w:rPr>
-          <w:sz w:val="21"/>
-        </w:rPr>
-        <w:t>Playwright, Selenium WebDriver, Appium, TestNG, Cucumber (BDD), Page Object Model, REST API automation, Postman, TestRigor, Vitest</w:t>
+        <w:t>DISH - Disability Information and Support Hub</w:t>
       </w:r>
     </w:p>
     <w:p>
       <w:pPr>
-        <w:spacing w:before="0" w:after="40" w:line="259" w:lineRule="auto"/>
+        <w:spacing w:before="0" w:after="40" w:line="269" w:lineRule="auto"/>
+        <w:jc w:val="left"/>
+      </w:pPr>
+      <w:r>
+        <w:rPr>
+          <w:color w:val="45443D"/>
+          <w:sz w:val="20"/>
+        </w:rPr>
+        <w:t>Codesage for EnAble India  |  Playwright, axe-core, PostgreSQL, Qdrant vector store, speech-to-text</w:t>
+      </w:r>
+    </w:p>
+    <w:p>
+      <w:pPr>
+        <w:spacing w:before="0" w:after="40" w:line="269" w:lineRule="auto"/>
+        <w:jc w:val="left"/>
+      </w:pPr>
+      <w:r>
+        <w:rPr>
+          <w:sz w:val="22"/>
+        </w:rPr>
+        <w:t>AI-powered information assistant for people with disabilities - semantic search over a curated corpus with a voice interface, delivered across eight repositories.</w:t>
+      </w:r>
+    </w:p>
+    <w:p>
+      <w:pPr>
+        <w:spacing w:before="0" w:after="60" w:line="269" w:lineRule="auto"/>
         <w:jc w:val="left"/>
       </w:pPr>
       <w:r>
         <w:rPr>
           <w:b/>
-          <w:sz w:val="21"/>
+          <w:sz w:val="22"/>
         </w:rPr>
-        <w:t xml:space="preserve">QA practice: </w:t>
+        <w:t xml:space="preserve">Contribution: </w:t>
       </w:r>
       <w:r>
         <w:rPr>
-          <w:sz w:val="21"/>
+          <w:sz w:val="22"/>
         </w:rPr>
-        <w:t>Test planning and strategy, end-to-end testing (web and mobile), manual and regression testing, functional and UI testing, UAT coordination and sign-off, release readiness reporting, database validation (SQL / MS SQL), cross-platform testing (web / Android / iOS / desktop), security spot-checks (XSS, input validation)</w:t>
+        <w:t>Owned the WCAG 2.1 AA audit and the automated functional suite. A semantic search engine has no fixed expected output, so I asserted on properties that hold regardless of the model's response: answers stay grounded and sourced, guardrails hold on out-of-scope input, and the interface stays operable by keyboard and screen reader while an answer streams.</w:t>
       </w:r>
     </w:p>
     <w:p>
       <w:pPr>
-        <w:spacing w:before="0" w:after="40" w:line="259" w:lineRule="auto"/>
+        <w:spacing w:before="120" w:after="20" w:line="269" w:lineRule="auto"/>
         <w:jc w:val="left"/>
       </w:pPr>
       <w:r>
         <w:rPr>
           <w:b/>
-          <w:sz w:val="21"/>
+          <w:sz w:val="23"/>
         </w:rPr>
-        <w:t xml:space="preserve">Accessibility: </w:t>
-      </w:r>
-      <w:r>
-        <w:rPr>
-          <w:sz w:val="21"/>
-        </w:rPr>
-        <w:t>WCAG 2.1 / 2.2 AA, axe-core, keyboard and focus-order audits, screen-reader testing, inclusive design testing, responsive testing 320px-1920px, 200-400% zoom reflow</w:t>
+        <w:t>SupplAI</w:t>
       </w:r>
     </w:p>
     <w:p>
       <w:pPr>
-        <w:spacing w:before="0" w:after="40" w:line="259" w:lineRule="auto"/>
+        <w:spacing w:before="0" w:after="40" w:line="269" w:lineRule="auto"/>
+        <w:jc w:val="left"/>
+      </w:pPr>
+      <w:r>
+        <w:rPr>
+          <w:color w:val="45443D"/>
+          <w:sz w:val="20"/>
+        </w:rPr>
+        <w:t>Codesage  |  Playwright, JavaScript, SQL, GPS telematics integration</w:t>
+      </w:r>
+    </w:p>
+    <w:p>
+      <w:pPr>
+        <w:spacing w:before="0" w:after="40" w:line="269" w:lineRule="auto"/>
+        <w:jc w:val="left"/>
+      </w:pPr>
+      <w:r>
+        <w:rPr>
+          <w:sz w:val="22"/>
+        </w:rPr>
+        <w:t>Logistics planning and fleet management platform - journey creation, truck and driver allocation, live GPS tracking, and a control room handling stops, breakdowns and alerts across 15 modules.</w:t>
+      </w:r>
+    </w:p>
+    <w:p>
+      <w:pPr>
+        <w:spacing w:before="0" w:after="60" w:line="269" w:lineRule="auto"/>
         <w:jc w:val="left"/>
       </w:pPr>
       <w:r>
         <w:rPr>
           <w:b/>
-          <w:sz w:val="21"/>
+          <w:sz w:val="22"/>
         </w:rPr>
-        <w:t xml:space="preserve">Engineering: </w:t>
+        <w:t xml:space="preserve">Contribution: </w:t>
       </w:r>
       <w:r>
         <w:rPr>
-          <w:sz w:val="21"/>
+          <w:sz w:val="22"/>
         </w:rPr>
-        <w:t>TypeScript, React 19, Hono, Node.js, PostgreSQL, Drizzle ORM, Redis, Python, Tauri, Docker</w:t>
+        <w:t>Built end-to-end Playwright regression across customers, drivers, fleet and the journey lifecycle, concentrating on state transitions rather than individual screens because that is where the defects lived. Covered filter edge cases where combinations failed, ran XSS and boundary probes against free-text fields rendered into control-room dashboards, and automated Excel reporting.</w:t>
       </w:r>
     </w:p>
     <w:p>
       <w:pPr>
-        <w:spacing w:before="0" w:after="40" w:line="259" w:lineRule="auto"/>
+        <w:spacing w:before="120" w:after="20" w:line="269" w:lineRule="auto"/>
         <w:jc w:val="left"/>
       </w:pPr>
       <w:r>
         <w:rPr>
           <w:b/>
-          <w:sz w:val="21"/>
+          <w:sz w:val="23"/>
         </w:rPr>
-        <w:t xml:space="preserve">Tools and process: </w:t>
-      </w:r>
-      <w:r>
-        <w:rPr>
-          <w:sz w:val="21"/>
-        </w:rPr>
-        <w:t>Git, GitHub, GitLab, Jira, Agile / Scrum (SDLC / STLC), Maven, Vercel, Zoho</w:t>
+        <w:t>Earlier projects - Rotawiz, Biomap, SelfDrive, Smoker Zone</w:t>
       </w:r>
     </w:p>
     <w:p>
       <w:pPr>
-        <w:spacing w:before="200" w:after="60" w:line="259" w:lineRule="auto"/>
+        <w:spacing w:before="0" w:after="40" w:line="269" w:lineRule="auto"/>
+        <w:jc w:val="left"/>
+      </w:pPr>
+      <w:r>
+        <w:rPr>
+          <w:color w:val="45443D"/>
+          <w:sz w:val="20"/>
+        </w:rPr>
+        <w:t>Ace Infoway  |  Selenium, Playwright, Appium, Cucumber BDD, TestNG, Maven, SQL</w:t>
+      </w:r>
+    </w:p>
+    <w:p>
+      <w:pPr>
+        <w:spacing w:before="0" w:after="60" w:line="269" w:lineRule="auto"/>
+        <w:jc w:val="left"/>
+      </w:pPr>
+      <w:r>
+        <w:rPr>
+          <w:sz w:val="22"/>
+        </w:rPr>
+        <w:t xml:space="preserve">Healthcare rostering (Australia), a multi-role wellness platform, and two further web and mobile products. </w:t>
+      </w:r>
+      <w:r>
+        <w:rPr>
+          <w:b/>
+          <w:sz w:val="22"/>
+        </w:rPr>
+        <w:t xml:space="preserve">Contribution: </w:t>
+      </w:r>
+      <w:r>
+        <w:rPr>
+          <w:sz w:val="22"/>
+        </w:rPr>
+        <w:t>Automated Dashboard, Appointments, Billing, Reports, Users and Inquiries across web, Android and iOS from one unified codebase, with Cucumber scenarios readable by non-technical stakeholders. On the wellness platform I supplied the role as test data rather than baking it into each spec, so four roles reused one suite. Drove the 70% regression automation and 600+ cases per release.</w:t>
+      </w:r>
+    </w:p>
+    <w:p>
+      <w:pPr>
+        <w:spacing w:before="220" w:after="80" w:line="269" w:lineRule="auto"/>
         <w:jc w:val="left"/>
       </w:pPr>
       <w:r>
         <w:rPr>
           <w:b/>
-          <w:sz w:val="21"/>
+          <w:sz w:val="26"/>
         </w:rPr>
-        <w:t>EDUCATION</w:t>
+        <w:t>EDUCATION, TRAINING AND LANGUAGES</w:t>
       </w:r>
     </w:p>
     <w:p>
       <w:pPr>
-        <w:spacing w:before="0" w:after="80" w:line="259" w:lineRule="auto"/>
+        <w:spacing w:before="0" w:after="60" w:line="269" w:lineRule="auto"/>
         <w:jc w:val="left"/>
       </w:pPr>
       <w:r>
+        <w:rPr>
+          <w:sz w:val="22"/>
+        </w:rPr>
         <w:t>B.Tech, Computer Engineering - CHARUSAT (Charotar University of Science and Technology), Gujarat | Nov 2020 - Jan 2024</w:t>
       </w:r>
     </w:p>
     <w:p>
       <w:pPr>
-        <w:spacing w:before="200" w:after="60" w:line="259" w:lineRule="auto"/>
+        <w:spacing w:before="0" w:after="60" w:line="269" w:lineRule="auto"/>
         <w:jc w:val="left"/>
       </w:pPr>
       <w:r>
         <w:rPr>
           <w:b/>
-          <w:sz w:val="21"/>
-        </w:rPr>
-        <w:t>TRAINING AND LANGUAGES</w:t>
-      </w:r>
-    </w:p>
-    <w:p>
-      <w:pPr>
-        <w:spacing w:before="0" w:after="40" w:line="259" w:lineRule="auto"/>
-        <w:jc w:val="left"/>
-      </w:pPr>
-      <w:r>
-        <w:rPr>
-          <w:b/>
+          <w:sz w:val="22"/>
         </w:rPr>
         <w:t xml:space="preserve">Training: </w:t>
       </w:r>
       <w:r>
-        <w:t>Playwright Automation (self-directed); Selenium WebDriver with Java (Udemy); Agile Testing Foundations (self-directed)</w:t>
+        <w:rPr>
+          <w:sz w:val="22"/>
+        </w:rPr>
+        <w:t xml:space="preserve">Playwright Automation (self-directed); Selenium WebDriver with Java (Udemy); Agile Testing Foundations. </w:t>
       </w:r>
-    </w:p>
-    <w:p>
-      <w:pPr>
-        <w:spacing w:before="0" w:after="40" w:line="259" w:lineRule="auto"/>
-        <w:jc w:val="left"/>
-      </w:pPr>
       <w:r>
         <w:rPr>
           <w:b/>
+          <w:sz w:val="22"/>
         </w:rPr>
         <w:t xml:space="preserve">Languages: </w:t>
       </w:r>
       <w:r>
+        <w:rPr>
+          <w:sz w:val="22"/>
+        </w:rPr>
         <w:t>English (Proficient), Hindi (Native)</w:t>
       </w:r>
     </w:p>
     <w:sectPr>
       <w:pgSz w:w="12240" w:h="15840"/>
-      <w:pgMar w:top="720" w:right="800" w:bottom="720" w:left="800" w:header="720" w:footer="720" w:gutter="0"/>
+      <w:pgMar w:top="1000" w:right="1000" w:bottom="1000" w:left="1000" w:header="720" w:footer="720" w:gutter="0"/>
       <w:cols w:space="720"/>
       <w:docGrid w:linePitch="360"/>
     </w:sectPr>
@@ -947,7 +1138,7 @@
     <w:rPr>
       <w:rFonts w:ascii="Calibri" w:hAnsi="Calibri"/>
       <w:color w:val="14140F"/>
-      <w:sz w:val="21"/>
+      <w:sz w:val="22"/>
     </w:rPr>
   </w:style>
   <w:style w:type="paragraph" w:styleId="Header">
